--- a/doc/01_RoadMap/2026_10_27_RoadMap114.docx
+++ b/doc/01_RoadMap/2026_10_27_RoadMap114.docx
@@ -18641,6 +18641,91 @@
       </w:r>
     </w:p>
     <w:p>
+      <w:pPr>
+        <w:pStyle w:val="a3"/>
+      </w:pPr>
+      <w:r>
+        <w:t>Зрозумів. TWS працює на сервері — до ночі його не чіпаємо.</w:t>
+      </w:r>
+    </w:p>
+    <w:p>
+      <w:pPr>
+        <w:pStyle w:val="a3"/>
+        <w:numPr>
+          <w:ilvl w:val="0"/>
+          <w:numId w:val="19"/>
+        </w:numPr>
+      </w:pPr>
+      <w:r>
+        <w:t xml:space="preserve">TWS та IB </w:t>
+      </w:r>
+      <w:proofErr w:type="spellStart"/>
+      <w:r>
+        <w:t>Gateway</w:t>
+      </w:r>
+      <w:proofErr w:type="spellEnd"/>
+      <w:r>
+        <w:t xml:space="preserve"> не перезапускаємо, з'єднання не розриваємо.</w:t>
+      </w:r>
+    </w:p>
+    <w:p>
+      <w:pPr>
+        <w:pStyle w:val="a3"/>
+        <w:numPr>
+          <w:ilvl w:val="0"/>
+          <w:numId w:val="19"/>
+        </w:numPr>
+      </w:pPr>
+      <w:r>
+        <w:t>Нових запитів до IBKR не робимо.</w:t>
+      </w:r>
+    </w:p>
+    <w:p>
+      <w:pPr>
+        <w:pStyle w:val="a3"/>
+        <w:numPr>
+          <w:ilvl w:val="0"/>
+          <w:numId w:val="19"/>
+        </w:numPr>
+      </w:pPr>
+      <w:r>
+        <w:t>Продовжуємо RoadMap114 лише в режимі OFFLINE / TEST_ONLY, використовуючи наявні файли та результати тестів.</w:t>
+      </w:r>
+    </w:p>
+    <w:p>
+      <w:pPr>
+        <w:pStyle w:val="a3"/>
+        <w:numPr>
+          <w:ilvl w:val="0"/>
+          <w:numId w:val="19"/>
+        </w:numPr>
+      </w:pPr>
+      <w:r>
+        <w:t>Перевірку реального стану IBKR після перезапуску відкладаємо до ночі.</w:t>
+      </w:r>
+    </w:p>
+    <w:p>
+      <w:pPr>
+        <w:pStyle w:val="a3"/>
+      </w:pPr>
+      <w:r>
+        <w:t>Моє рішення: поки зосередимося на аналізі збережених MACD-конфігурацій T114-04. Якщо для наступного висновку знадобиться доступ до сервера, зупинимося.</w:t>
+      </w:r>
+    </w:p>
+    <w:p>
+      <w:pPr>
+        <w:pStyle w:val="a3"/>
+      </w:pPr>
+      <w:proofErr w:type="spellStart"/>
+      <w:r>
+        <w:t>Production</w:t>
+      </w:r>
+      <w:proofErr w:type="spellEnd"/>
+      <w:r>
+        <w:t xml:space="preserve"> не змінюємо.</w:t>
+      </w:r>
+    </w:p>
+    <w:p>
       <w:bookmarkStart w:id="0" w:name="_GoBack"/>
       <w:bookmarkEnd w:id="0"/>
     </w:p>
@@ -19669,6 +19754,119 @@
     </w:lvl>
   </w:abstractNum>
   <w:abstractNum w:abstractNumId="8" w15:restartNumberingAfterBreak="0">
+    <w:nsid w:val="46D35016"/>
+    <w:multiLevelType w:val="multilevel"/>
+    <w:tmpl w:val="5456B80A"/>
+    <w:lvl w:ilvl="0">
+      <w:start w:val="1"/>
+      <w:numFmt w:val="decimal"/>
+      <w:lvlText w:val="%1."/>
+      <w:lvlJc w:val="left"/>
+      <w:pPr>
+        <w:tabs>
+          <w:tab w:val="num" w:pos="720"/>
+        </w:tabs>
+        <w:ind w:left="720" w:hanging="360"/>
+      </w:pPr>
+    </w:lvl>
+    <w:lvl w:ilvl="1" w:tentative="1">
+      <w:start w:val="1"/>
+      <w:numFmt w:val="decimal"/>
+      <w:lvlText w:val="%2."/>
+      <w:lvlJc w:val="left"/>
+      <w:pPr>
+        <w:tabs>
+          <w:tab w:val="num" w:pos="1440"/>
+        </w:tabs>
+        <w:ind w:left="1440" w:hanging="360"/>
+      </w:pPr>
+    </w:lvl>
+    <w:lvl w:ilvl="2" w:tentative="1">
+      <w:start w:val="1"/>
+      <w:numFmt w:val="decimal"/>
+      <w:lvlText w:val="%3."/>
+      <w:lvlJc w:val="left"/>
+      <w:pPr>
+        <w:tabs>
+          <w:tab w:val="num" w:pos="2160"/>
+        </w:tabs>
+        <w:ind w:left="2160" w:hanging="360"/>
+      </w:pPr>
+    </w:lvl>
+    <w:lvl w:ilvl="3" w:tentative="1">
+      <w:start w:val="1"/>
+      <w:numFmt w:val="decimal"/>
+      <w:lvlText w:val="%4."/>
+      <w:lvlJc w:val="left"/>
+      <w:pPr>
+        <w:tabs>
+          <w:tab w:val="num" w:pos="2880"/>
+        </w:tabs>
+        <w:ind w:left="2880" w:hanging="360"/>
+      </w:pPr>
+    </w:lvl>
+    <w:lvl w:ilvl="4" w:tentative="1">
+      <w:start w:val="1"/>
+      <w:numFmt w:val="decimal"/>
+      <w:lvlText w:val="%5."/>
+      <w:lvlJc w:val="left"/>
+      <w:pPr>
+        <w:tabs>
+          <w:tab w:val="num" w:pos="3600"/>
+        </w:tabs>
+        <w:ind w:left="3600" w:hanging="360"/>
+      </w:pPr>
+    </w:lvl>
+    <w:lvl w:ilvl="5" w:tentative="1">
+      <w:start w:val="1"/>
+      <w:numFmt w:val="decimal"/>
+      <w:lvlText w:val="%6."/>
+      <w:lvlJc w:val="left"/>
+      <w:pPr>
+        <w:tabs>
+          <w:tab w:val="num" w:pos="4320"/>
+        </w:tabs>
+        <w:ind w:left="4320" w:hanging="360"/>
+      </w:pPr>
+    </w:lvl>
+    <w:lvl w:ilvl="6" w:tentative="1">
+      <w:start w:val="1"/>
+      <w:numFmt w:val="decimal"/>
+      <w:lvlText w:val="%7."/>
+      <w:lvlJc w:val="left"/>
+      <w:pPr>
+        <w:tabs>
+          <w:tab w:val="num" w:pos="5040"/>
+        </w:tabs>
+        <w:ind w:left="5040" w:hanging="360"/>
+      </w:pPr>
+    </w:lvl>
+    <w:lvl w:ilvl="7" w:tentative="1">
+      <w:start w:val="1"/>
+      <w:numFmt w:val="decimal"/>
+      <w:lvlText w:val="%8."/>
+      <w:lvlJc w:val="left"/>
+      <w:pPr>
+        <w:tabs>
+          <w:tab w:val="num" w:pos="5760"/>
+        </w:tabs>
+        <w:ind w:left="5760" w:hanging="360"/>
+      </w:pPr>
+    </w:lvl>
+    <w:lvl w:ilvl="8" w:tentative="1">
+      <w:start w:val="1"/>
+      <w:numFmt w:val="decimal"/>
+      <w:lvlText w:val="%9."/>
+      <w:lvlJc w:val="left"/>
+      <w:pPr>
+        <w:tabs>
+          <w:tab w:val="num" w:pos="6480"/>
+        </w:tabs>
+        <w:ind w:left="6480" w:hanging="360"/>
+      </w:pPr>
+    </w:lvl>
+  </w:abstractNum>
+  <w:abstractNum w:abstractNumId="9" w15:restartNumberingAfterBreak="0">
     <w:nsid w:val="48286465"/>
     <w:multiLevelType w:val="multilevel"/>
     <w:tmpl w:val="71A2EC7E"/>
@@ -19817,7 +20015,7 @@
       </w:rPr>
     </w:lvl>
   </w:abstractNum>
-  <w:abstractNum w:abstractNumId="9" w15:restartNumberingAfterBreak="0">
+  <w:abstractNum w:abstractNumId="10" w15:restartNumberingAfterBreak="0">
     <w:nsid w:val="4D201456"/>
     <w:multiLevelType w:val="multilevel"/>
     <w:tmpl w:val="D85497F0"/>
@@ -19966,7 +20164,7 @@
       </w:rPr>
     </w:lvl>
   </w:abstractNum>
-  <w:abstractNum w:abstractNumId="10" w15:restartNumberingAfterBreak="0">
+  <w:abstractNum w:abstractNumId="11" w15:restartNumberingAfterBreak="0">
     <w:nsid w:val="4EAA0B20"/>
     <w:multiLevelType w:val="multilevel"/>
     <w:tmpl w:val="FA3452BA"/>
@@ -20079,7 +20277,7 @@
       </w:pPr>
     </w:lvl>
   </w:abstractNum>
-  <w:abstractNum w:abstractNumId="11" w15:restartNumberingAfterBreak="0">
+  <w:abstractNum w:abstractNumId="12" w15:restartNumberingAfterBreak="0">
     <w:nsid w:val="5EBD4128"/>
     <w:multiLevelType w:val="multilevel"/>
     <w:tmpl w:val="B3B83360"/>
@@ -20192,7 +20390,7 @@
       </w:pPr>
     </w:lvl>
   </w:abstractNum>
-  <w:abstractNum w:abstractNumId="12" w15:restartNumberingAfterBreak="0">
+  <w:abstractNum w:abstractNumId="13" w15:restartNumberingAfterBreak="0">
     <w:nsid w:val="60BB4227"/>
     <w:multiLevelType w:val="multilevel"/>
     <w:tmpl w:val="35DC843A"/>
@@ -20305,7 +20503,7 @@
       </w:pPr>
     </w:lvl>
   </w:abstractNum>
-  <w:abstractNum w:abstractNumId="13" w15:restartNumberingAfterBreak="0">
+  <w:abstractNum w:abstractNumId="14" w15:restartNumberingAfterBreak="0">
     <w:nsid w:val="678F35FF"/>
     <w:multiLevelType w:val="multilevel"/>
     <w:tmpl w:val="46A0C856"/>
@@ -20418,7 +20616,7 @@
       </w:pPr>
     </w:lvl>
   </w:abstractNum>
-  <w:abstractNum w:abstractNumId="14" w15:restartNumberingAfterBreak="0">
+  <w:abstractNum w:abstractNumId="15" w15:restartNumberingAfterBreak="0">
     <w:nsid w:val="67CB2A13"/>
     <w:multiLevelType w:val="multilevel"/>
     <w:tmpl w:val="9912C528"/>
@@ -20531,7 +20729,7 @@
       </w:pPr>
     </w:lvl>
   </w:abstractNum>
-  <w:abstractNum w:abstractNumId="15" w15:restartNumberingAfterBreak="0">
+  <w:abstractNum w:abstractNumId="16" w15:restartNumberingAfterBreak="0">
     <w:nsid w:val="6E730902"/>
     <w:multiLevelType w:val="multilevel"/>
     <w:tmpl w:val="6B4251C8"/>
@@ -20644,7 +20842,7 @@
       </w:pPr>
     </w:lvl>
   </w:abstractNum>
-  <w:abstractNum w:abstractNumId="16" w15:restartNumberingAfterBreak="0">
+  <w:abstractNum w:abstractNumId="17" w15:restartNumberingAfterBreak="0">
     <w:nsid w:val="7B682835"/>
     <w:multiLevelType w:val="multilevel"/>
     <w:tmpl w:val="5742E0FE"/>
@@ -20793,7 +20991,7 @@
       </w:rPr>
     </w:lvl>
   </w:abstractNum>
-  <w:abstractNum w:abstractNumId="17" w15:restartNumberingAfterBreak="0">
+  <w:abstractNum w:abstractNumId="18" w15:restartNumberingAfterBreak="0">
     <w:nsid w:val="7E31044E"/>
     <w:multiLevelType w:val="multilevel"/>
     <w:tmpl w:val="C5DE8D44"/>
@@ -20907,7 +21105,7 @@
     </w:lvl>
   </w:abstractNum>
   <w:num w:numId="1">
-    <w:abstractNumId w:val="12"/>
+    <w:abstractNumId w:val="13"/>
   </w:num>
   <w:num w:numId="2">
     <w:abstractNumId w:val="1"/>
@@ -20916,19 +21114,19 @@
     <w:abstractNumId w:val="0"/>
   </w:num>
   <w:num w:numId="4">
-    <w:abstractNumId w:val="16"/>
+    <w:abstractNumId w:val="17"/>
   </w:num>
   <w:num w:numId="5">
     <w:abstractNumId w:val="2"/>
   </w:num>
   <w:num w:numId="6">
-    <w:abstractNumId w:val="8"/>
+    <w:abstractNumId w:val="9"/>
   </w:num>
   <w:num w:numId="7">
     <w:abstractNumId w:val="3"/>
   </w:num>
   <w:num w:numId="8">
-    <w:abstractNumId w:val="9"/>
+    <w:abstractNumId w:val="10"/>
   </w:num>
   <w:num w:numId="9">
     <w:abstractNumId w:val="5"/>
@@ -20937,28 +21135,31 @@
     <w:abstractNumId w:val="6"/>
   </w:num>
   <w:num w:numId="11">
-    <w:abstractNumId w:val="10"/>
+    <w:abstractNumId w:val="11"/>
   </w:num>
   <w:num w:numId="12">
-    <w:abstractNumId w:val="13"/>
+    <w:abstractNumId w:val="14"/>
   </w:num>
   <w:num w:numId="13">
     <w:abstractNumId w:val="4"/>
   </w:num>
   <w:num w:numId="14">
-    <w:abstractNumId w:val="17"/>
+    <w:abstractNumId w:val="18"/>
   </w:num>
   <w:num w:numId="15">
-    <w:abstractNumId w:val="14"/>
+    <w:abstractNumId w:val="15"/>
   </w:num>
   <w:num w:numId="16">
-    <w:abstractNumId w:val="11"/>
+    <w:abstractNumId w:val="12"/>
   </w:num>
   <w:num w:numId="17">
-    <w:abstractNumId w:val="15"/>
+    <w:abstractNumId w:val="16"/>
   </w:num>
   <w:num w:numId="18">
     <w:abstractNumId w:val="7"/>
+  </w:num>
+  <w:num w:numId="19">
+    <w:abstractNumId w:val="8"/>
   </w:num>
 </w:numbering>
 </file>
